--- a/tech_blog_output/vllm_slime_rl_support/final/blog.docx
+++ b/tech_blog_output/vllm_slime_rl_support/final/blog.docx
@@ -92,7 +92,7 @@
           <w:color w:val="626B75"/>
           <w:sz w:val="20"/>
         </w:rPr>
-        <w:t>2026-08-04</w:t>
+        <w:t>2026-08-05</w:t>
       </w:r>
       <w:r>
         <w:br w:type="page"/>
@@ -102,6 +102,48 @@
       <w:pPr>
         <w:pStyle w:val="Lead"/>
       </w:pPr>
+      <w:r>
+        <w:rPr>
+          <w:b/>
+        </w:rPr>
+        <w:t>原视频</w:t>
+      </w:r>
+      <w:r>
+        <w:t>：</w:t>
+      </w:r>
+      <w:hyperlink r:id="rId11">
+        <w:r>
+          <w:rPr>
+            <w:color w:val="0563C1"/>
+            <w:u w:val="single"/>
+          </w:rPr>
+          <w:t>当 vLLM 遇见 slime</w:t>
+        </w:r>
+      </w:hyperlink>
+      <w:r>
+        <w:t xml:space="preserve"> · </w:t>
+      </w:r>
+      <w:r>
+        <w:rPr>
+          <w:b/>
+        </w:rPr>
+        <w:t>配套资料</w:t>
+      </w:r>
+      <w:r>
+        <w:t>：</w:t>
+      </w:r>
+      <w:hyperlink r:id="rId12">
+        <w:r>
+          <w:rPr>
+            <w:color w:val="0563C1"/>
+            <w:u w:val="single"/>
+          </w:rPr>
+          <w:t>RL Support in vLLM</w:t>
+        </w:r>
+      </w:hyperlink>
+    </w:p>
+    <w:p>
+      <w:pPr/>
       <w:r>
         <w:t>当 RL 后训练框架的代码量从一万行膨胀到十万行，二次开发效率便与功能完备性产生了正面冲突。vime 项目试图用另一条路径化解这一矛盾：将极简 RL 调度器 slime 与高吞吐推理引擎 vLLM 通过纯 HTTP 协议对接，在保持可读性的同时获得生产级推理能力。本文沿着"架构选型 → 分支维护 → 大规模扩展 → 智能体训练"的因果链，完整拆解 vime 的设计决策、工程实践和在 SWE-bench 上的实测数据。</w:t>
       </w:r>
@@ -310,7 +352,7 @@
                     <pic:cNvPicPr/>
                   </pic:nvPicPr>
                   <pic:blipFill>
-                    <a:blip r:embed="rId11"/>
+                    <a:blip r:embed="rId13"/>
                     <a:stretch>
                       <a:fillRect/>
                     </a:stretch>
@@ -441,7 +483,7 @@
                     <pic:cNvPicPr/>
                   </pic:nvPicPr>
                   <pic:blipFill>
-                    <a:blip r:embed="rId12"/>
+                    <a:blip r:embed="rId14"/>
                     <a:stretch>
                       <a:fillRect/>
                     </a:stretch>
@@ -1566,7 +1608,7 @@
                     <pic:cNvPicPr/>
                   </pic:nvPicPr>
                   <pic:blipFill>
-                    <a:blip r:embed="rId13"/>
+                    <a:blip r:embed="rId15"/>
                     <a:stretch>
                       <a:fillRect/>
                     </a:stretch>
@@ -1853,7 +1895,7 @@
                     <pic:cNvPicPr/>
                   </pic:nvPicPr>
                   <pic:blipFill>
-                    <a:blip r:embed="rId14"/>
+                    <a:blip r:embed="rId16"/>
                     <a:stretch>
                       <a:fillRect/>
                     </a:stretch>
@@ -1939,7 +1981,7 @@
                     <pic:cNvPicPr/>
                   </pic:nvPicPr>
                   <pic:blipFill>
-                    <a:blip r:embed="rId15"/>
+                    <a:blip r:embed="rId17"/>
                     <a:stretch>
                       <a:fillRect/>
                     </a:stretch>
@@ -2903,7 +2945,7 @@
                     <pic:cNvPicPr/>
                   </pic:nvPicPr>
                   <pic:blipFill>
-                    <a:blip r:embed="rId16"/>
+                    <a:blip r:embed="rId18"/>
                     <a:stretch>
                       <a:fillRect/>
                     </a:stretch>
@@ -2998,7 +3040,7 @@
                     <pic:cNvPicPr/>
                   </pic:nvPicPr>
                   <pic:blipFill>
-                    <a:blip r:embed="rId17"/>
+                    <a:blip r:embed="rId19"/>
                     <a:stretch>
                       <a:fillRect/>
                     </a:stretch>
@@ -3705,7 +3747,7 @@
                     <pic:cNvPicPr/>
                   </pic:nvPicPr>
                   <pic:blipFill>
-                    <a:blip r:embed="rId18"/>
+                    <a:blip r:embed="rId20"/>
                     <a:stretch>
                       <a:fillRect/>
                     </a:stretch>
@@ -4484,7 +4526,7 @@
                     <pic:cNvPicPr/>
                   </pic:nvPicPr>
                   <pic:blipFill>
-                    <a:blip r:embed="rId19"/>
+                    <a:blip r:embed="rId21"/>
                     <a:stretch>
                       <a:fillRect/>
                     </a:stretch>
@@ -4633,7 +4675,7 @@
                     <pic:cNvPicPr/>
                   </pic:nvPicPr>
                   <pic:blipFill>
-                    <a:blip r:embed="rId20"/>
+                    <a:blip r:embed="rId22"/>
                     <a:stretch>
                       <a:fillRect/>
                     </a:stretch>
@@ -4937,7 +4979,7 @@
                     <pic:cNvPicPr/>
                   </pic:nvPicPr>
                   <pic:blipFill>
-                    <a:blip r:embed="rId21"/>
+                    <a:blip r:embed="rId23"/>
                     <a:stretch>
                       <a:fillRect/>
                     </a:stretch>
